--- a/Weekly Reports/WeeklyProgressReport-GroupB-Week11new.docx
+++ b/Weekly Reports/WeeklyProgressReport-GroupB-Week11new.docx
@@ -492,7 +492,7 @@
                 <w:b w:val="0"/>
                 <w:color w:val="548DD4" w:themeColor="text2" w:themeTint="99"/>
               </w:rPr>
-              <w:t>1</w:t>
+              <w:t>2</w:t>
             </w:r>
           </w:p>
         </w:tc>
@@ -882,8 +882,6 @@
         <w:ind w:left="360"/>
         <w:rPr>
           <w:b w:val="0"/>
-          <w:bCs/>
-          <w:lang w:val="en-CA"/>
         </w:rPr>
       </w:pPr>
       <w:r>
@@ -895,34 +893,8 @@
       <w:r>
         <w:rPr>
           <w:b w:val="0"/>
-          <w:bCs/>
-          <w:lang w:val="en-CA"/>
-        </w:rPr>
-        <w:t>Finalized GitHub Actions integration for testing and deployment across all environments</w:t>
-      </w:r>
-      <w:r>
-        <w:rPr>
-          <w:b w:val="0"/>
-          <w:bCs/>
-          <w:lang w:val="en-CA"/>
-        </w:rPr>
-        <w:t xml:space="preserve"> a</w:t>
-      </w:r>
-      <w:r>
-        <w:rPr>
-          <w:b w:val="0"/>
-          <w:bCs/>
-          <w:lang w:val="en-CA"/>
-        </w:rPr>
-        <w:t>nd r</w:t>
-      </w:r>
-      <w:r>
-        <w:rPr>
-          <w:b w:val="0"/>
-          <w:bCs/>
-          <w:lang w:val="en-CA"/>
-        </w:rPr>
-        <w:t>esolved repository configuration issues to ensure consistent deployment.</w:t>
+        </w:rPr>
+        <w:t>Enhance the GitHub Actions pipeline by adding real-time monitoring and alerting features to track deployment status.</w:t>
       </w:r>
     </w:p>
     <w:p>
@@ -931,6 +903,7 @@
         <w:ind w:left="360"/>
         <w:rPr>
           <w:b w:val="0"/>
+          <w:bCs/>
         </w:rPr>
       </w:pPr>
       <w:r>
@@ -952,28 +925,15 @@
       <w:r>
         <w:rPr>
           <w:b w:val="0"/>
-        </w:rPr>
-        <w:t>Completed final hyperparameter tuning, improving model accuracy and speed</w:t>
-      </w:r>
-      <w:r>
-        <w:rPr>
-          <w:b w:val="0"/>
-        </w:rPr>
-        <w:t xml:space="preserve">, and </w:t>
-      </w:r>
-      <w:r>
-        <w:rPr>
-          <w:b w:val="0"/>
           <w:bCs/>
         </w:rPr>
-        <w:t>tested</w:t>
-      </w:r>
-      <w:r>
-        <w:rPr>
-          <w:b w:val="0"/>
+        <w:t>Plan to expand testing with more diverse datasets, focusing on rare car damage types for improved model generalization</w:t>
+      </w:r>
+      <w:r>
+        <w:rPr>
           <w:bCs/>
         </w:rPr>
-        <w:t xml:space="preserve"> the model on multiple datasets, confirming its robustness.</w:t>
+        <w:t>.</w:t>
       </w:r>
     </w:p>
     <w:p>
@@ -1002,20 +962,7 @@
           <w:b w:val="0"/>
           <w:bCs/>
         </w:rPr>
-        <w:t>Finalized Deployment UI</w:t>
-      </w:r>
-      <w:r>
-        <w:rPr>
-          <w:b w:val="0"/>
-          <w:bCs/>
-        </w:rPr>
-        <w:t>, integrated it with the backend API, and c</w:t>
-      </w:r>
-      <w:r>
-        <w:rPr>
-          <w:b w:val="0"/>
-        </w:rPr>
-        <w:t>onducted final tests across staging and production environments.</w:t>
+        <w:t>Further optimize the Deployment UI to improve user experience and make it more intuitive for end users.</w:t>
       </w:r>
     </w:p>
     <w:p>
@@ -1040,18 +987,6 @@
           <w:numId w:val="21"/>
         </w:numPr>
         <w:spacing w:before="100" w:beforeAutospacing="1" w:after="100" w:afterAutospacing="1"/>
-      </w:pPr>
-      <w:r>
-        <w:t>Model Evaluation &amp; Hyperparameter Optimization:</w:t>
-      </w:r>
-    </w:p>
-    <w:p>
-      <w:pPr>
-        <w:numPr>
-          <w:ilvl w:val="1"/>
-          <w:numId w:val="21"/>
-        </w:numPr>
-        <w:spacing w:before="100" w:beforeAutospacing="1" w:after="100" w:afterAutospacing="1"/>
         <w:rPr>
           <w:b w:val="0"/>
           <w:bCs/>
@@ -1062,7 +997,7 @@
           <w:b w:val="0"/>
           <w:bCs/>
         </w:rPr>
-        <w:t>Final evaluation confirmed strong accuracy and efficiency, with fine-tuned hyperparameters.</w:t>
+        <w:t>Model Enhancements: Plan to explore advanced model architectures to improve accuracy, aiming for higher performance in detecting complex car damages.</w:t>
       </w:r>
     </w:p>
     <w:p>
@@ -1072,15 +1007,23 @@
           <w:numId w:val="21"/>
         </w:numPr>
         <w:spacing w:before="100" w:beforeAutospacing="1" w:after="100" w:afterAutospacing="1"/>
-      </w:pPr>
-      <w:r>
-        <w:t>Deployment Pipeline &amp; Integration:</w:t>
+        <w:rPr>
+          <w:b w:val="0"/>
+          <w:bCs/>
+        </w:rPr>
+      </w:pPr>
+      <w:r>
+        <w:rPr>
+          <w:b w:val="0"/>
+          <w:bCs/>
+        </w:rPr>
+        <w:t>Deployment Pipeline: Add real-time monitoring to the deployment pipeline, enabling better tracking of deployment success and quick rollback if needed.</w:t>
       </w:r>
     </w:p>
     <w:p>
       <w:pPr>
         <w:numPr>
-          <w:ilvl w:val="1"/>
+          <w:ilvl w:val="0"/>
           <w:numId w:val="21"/>
         </w:numPr>
         <w:spacing w:before="100" w:beforeAutospacing="1" w:after="100" w:afterAutospacing="1"/>
@@ -1094,13 +1037,13 @@
           <w:b w:val="0"/>
           <w:bCs/>
         </w:rPr>
-        <w:t>Finalized automated deployment pipeline, ensuring smooth deployment in all environments.</w:t>
+        <w:t>UI Optimization: Improve the Deployment UI with new features such as interactive visualizations of model predictions and user feedback integration.</w:t>
       </w:r>
     </w:p>
     <w:p>
       <w:pPr>
         <w:numPr>
-          <w:ilvl w:val="1"/>
+          <w:ilvl w:val="0"/>
           <w:numId w:val="21"/>
         </w:numPr>
         <w:spacing w:before="100" w:beforeAutospacing="1" w:after="100" w:afterAutospacing="1"/>
@@ -1114,19 +1057,8 @@
           <w:b w:val="0"/>
           <w:bCs/>
         </w:rPr>
-        <w:t>Completed UI and backend integration, ensuring full functionality.</w:t>
-      </w:r>
-    </w:p>
-    <w:p>
-      <w:pPr>
-        <w:pStyle w:val="ListParagraph"/>
-        <w:jc w:val="both"/>
-        <w:rPr>
-          <w:rFonts w:eastAsiaTheme="majorEastAsia" w:cstheme="minorHAnsi"/>
-          <w:b w:val="0"/>
-          <w:szCs w:val="28"/>
-        </w:rPr>
-      </w:pPr>
+        <w:t>Scalability: Focus on optimizing the model's performance for large-scale data processing to handle a wider variety of car images in real-world applications.</w:t>
+      </w:r>
     </w:p>
     <w:p>
       <w:pPr>
@@ -1227,7 +1159,7 @@
         <w:rPr>
           <w:b w:val="0"/>
         </w:rPr>
-        <w:t>Fully integrated GitHub Actions for automated testing and deployment in all environments.</w:t>
+        <w:t>Resolved repository configuration issues to ensure consistent deployments.</w:t>
       </w:r>
     </w:p>
     <w:p>
@@ -1264,19 +1196,7 @@
         <w:rPr>
           <w:b w:val="0"/>
         </w:rPr>
-        <w:t>Hyperparameter optimization completed, with significant model improvements</w:t>
-      </w:r>
-      <w:r>
-        <w:rPr>
-          <w:b w:val="0"/>
-        </w:rPr>
-        <w:t xml:space="preserve"> and v</w:t>
-      </w:r>
-      <w:r>
-        <w:rPr>
-          <w:b w:val="0"/>
-        </w:rPr>
-        <w:t>alidated model performance using additional datasets.</w:t>
+        <w:t>Validated the model's robustness by testing on multiple datasets, confirming its generalization to different car damage types.</w:t>
       </w:r>
     </w:p>
     <w:p>
@@ -1303,25 +1223,7 @@
         <w:rPr>
           <w:b w:val="0"/>
         </w:rPr>
-        <w:t>Finalized Deployment UI, optimized for usability, integrated with the backend</w:t>
-      </w:r>
-      <w:r>
-        <w:rPr>
-          <w:b w:val="0"/>
-        </w:rPr>
-        <w:t>,</w:t>
-      </w:r>
-      <w:r>
-        <w:rPr>
-          <w:b w:val="0"/>
-        </w:rPr>
-        <w:t xml:space="preserve"> and e</w:t>
-      </w:r>
-      <w:r>
-        <w:rPr>
-          <w:b w:val="0"/>
-        </w:rPr>
-        <w:t>nsured reliable deployment through extensive testing.</w:t>
+        <w:t>Conducted extensive testing across staging and production environments, ensuring reliable performance.</w:t>
       </w:r>
     </w:p>
     <w:p>
@@ -1359,73 +1261,7 @@
           <w:bCs/>
           <w:lang w:val="en-CA"/>
         </w:rPr>
-        <w:t>Deployed the model in all environments with automated testing and deployment.</w:t>
-      </w:r>
-    </w:p>
-    <w:p>
-      <w:pPr>
-        <w:pStyle w:val="ListParagraph"/>
-        <w:numPr>
-          <w:ilvl w:val="0"/>
-          <w:numId w:val="21"/>
-        </w:numPr>
-        <w:rPr>
-          <w:b w:val="0"/>
-          <w:bCs/>
-          <w:lang w:val="en-CA"/>
-        </w:rPr>
-      </w:pPr>
-      <w:r>
-        <w:rPr>
-          <w:b w:val="0"/>
-          <w:bCs/>
-          <w:lang w:val="en-CA"/>
-        </w:rPr>
-        <w:t>Hyperparameters were fine-tuned, validating the model's accuracy and processing speed.</w:t>
-      </w:r>
-    </w:p>
-    <w:p>
-      <w:pPr>
-        <w:pStyle w:val="ListParagraph"/>
-        <w:numPr>
-          <w:ilvl w:val="0"/>
-          <w:numId w:val="21"/>
-        </w:numPr>
-        <w:rPr>
-          <w:b w:val="0"/>
-          <w:bCs/>
-          <w:lang w:val="en-CA"/>
-        </w:rPr>
-      </w:pPr>
-      <w:r>
-        <w:rPr>
-          <w:b w:val="0"/>
-          <w:bCs/>
-          <w:lang w:val="en-CA"/>
-        </w:rPr>
-        <w:t>Completed the full integration of the Deployment UI with the backend.</w:t>
-      </w:r>
-    </w:p>
-    <w:p>
-      <w:pPr>
-        <w:pStyle w:val="ListParagraph"/>
-        <w:numPr>
-          <w:ilvl w:val="0"/>
-          <w:numId w:val="21"/>
-        </w:numPr>
-        <w:rPr>
-          <w:b w:val="0"/>
-          <w:bCs/>
-          <w:lang w:val="en-CA"/>
-        </w:rPr>
-      </w:pPr>
-      <w:r>
-        <w:rPr>
-          <w:b w:val="0"/>
-          <w:bCs/>
-          <w:lang w:val="en-CA"/>
-        </w:rPr>
-        <w:t xml:space="preserve"> Automated deployment process, ensuring seamless flow from UI to backend to production.</w:t>
+        <w:t>Finalized the automated deployment pipeline with GitHub Actions, ensuring smooth deployments across all environments. Fully integrated the UI with the backend, ensuring seamless deployment in staging and production.</w:t>
       </w:r>
     </w:p>
     <w:p>
@@ -1620,19 +1456,7 @@
         <w:rPr>
           <w:b w:val="0"/>
         </w:rPr>
-        <w:t xml:space="preserve">Delays in backend-UI </w:t>
-      </w:r>
-      <w:r>
-        <w:rPr>
-          <w:b w:val="0"/>
-        </w:rPr>
-        <w:t>communication but</w:t>
-      </w:r>
-      <w:r>
-        <w:rPr>
-          <w:b w:val="0"/>
-        </w:rPr>
-        <w:t xml:space="preserve"> resolved during testing.</w:t>
+        <w:t>Delays in backend-UI communication but resolved during testing.</w:t>
       </w:r>
     </w:p>
     <w:p>
@@ -1674,8 +1498,15 @@
       <w:r>
         <w:rPr>
           <w:b w:val="0"/>
-        </w:rPr>
-        <w:t>Slower performance evaluations were addressed by optimizing the model.</w:t>
+          <w:bCs/>
+        </w:rPr>
+        <w:t>N/A</w:t>
+      </w:r>
+      <w:r>
+        <w:rPr>
+          <w:b w:val="0"/>
+        </w:rPr>
+        <w:t>.</w:t>
       </w:r>
     </w:p>
     <w:p>
@@ -1872,7 +1703,10 @@
         <w:t>Sakshi</w:t>
       </w:r>
       <w:r>
-        <w:t xml:space="preserve">, </w:t>
+        <w:t>,</w:t>
+      </w:r>
+      <w:r>
+        <w:t xml:space="preserve"> </w:t>
       </w:r>
       <w:r>
         <w:t>Bansil Patel</w:t>
@@ -1889,47 +1723,61 @@
       <w:r>
         <w:t xml:space="preserve"> </w:t>
       </w:r>
+      <w:bookmarkEnd w:id="0"/>
       <w:r>
         <w:rPr>
           <w:b w:val="0"/>
           <w:bCs/>
           <w:lang w:val="en-CA"/>
         </w:rPr>
-        <w:t>Deployment UI integrated with the backend, verified and tested.</w:t>
-      </w:r>
-      <w:bookmarkEnd w:id="0"/>
-      <w:r>
-        <w:t xml:space="preserve">             </w:t>
-      </w:r>
-      <w:r>
-        <w:t xml:space="preserve">Harsh </w:t>
-      </w:r>
-      <w:proofErr w:type="spellStart"/>
-      <w:r>
-        <w:t>Mohile</w:t>
-      </w:r>
-      <w:proofErr w:type="spellEnd"/>
-      <w:r>
-        <w:t xml:space="preserve"> &amp; </w:t>
-      </w:r>
-      <w:r>
-        <w:t>Rachit Bhatt:</w:t>
-      </w:r>
-      <w:r>
-        <w:rPr>
-          <w:b w:val="0"/>
-          <w:bCs/>
-        </w:rPr>
-        <w:t xml:space="preserve"> </w:t>
-      </w:r>
-      <w:bookmarkEnd w:id="1"/>
-      <w:r>
+        <w:t>N/A</w:t>
+      </w:r>
+    </w:p>
+    <w:p>
+      <w:pPr>
+        <w:jc w:val="both"/>
         <w:rPr>
           <w:b w:val="0"/>
           <w:bCs/>
           <w:lang w:val="en-CA"/>
         </w:rPr>
-        <w:t>Full system testing confirmed stability, performance, and readiness.</w:t>
+      </w:pPr>
+      <w:r>
+        <w:rPr>
+          <w:b w:val="0"/>
+          <w:bCs/>
+          <w:lang w:val="en-CA"/>
+        </w:rPr>
+        <w:t xml:space="preserve">  </w:t>
+      </w:r>
+      <w:r>
+        <w:t xml:space="preserve">Harsh </w:t>
+      </w:r>
+      <w:proofErr w:type="spellStart"/>
+      <w:r>
+        <w:t>Mohile</w:t>
+      </w:r>
+      <w:proofErr w:type="spellEnd"/>
+      <w:r>
+        <w:t xml:space="preserve"> &amp; </w:t>
+      </w:r>
+      <w:r>
+        <w:t>Rachit Bhatt:</w:t>
+      </w:r>
+      <w:r>
+        <w:rPr>
+          <w:b w:val="0"/>
+          <w:bCs/>
+        </w:rPr>
+        <w:t xml:space="preserve"> </w:t>
+      </w:r>
+      <w:bookmarkEnd w:id="1"/>
+      <w:r>
+        <w:rPr>
+          <w:b w:val="0"/>
+          <w:bCs/>
+        </w:rPr>
+        <w:t>N/A</w:t>
       </w:r>
     </w:p>
     <w:p>
@@ -1968,10 +1816,6 @@
     <w:p>
       <w:pPr>
         <w:pStyle w:val="ListParagraph"/>
-        <w:numPr>
-          <w:ilvl w:val="0"/>
-          <w:numId w:val="21"/>
-        </w:numPr>
         <w:rPr>
           <w:b w:val="0"/>
           <w:bCs/>
@@ -1984,100 +1828,8 @@
           <w:bCs/>
           <w:lang w:val="en-CA"/>
         </w:rPr>
-        <w:t>Model optimized with an accuracy of 92.5% and ready for real-world use.</w:t>
-      </w:r>
-    </w:p>
-    <w:p>
-      <w:pPr>
-        <w:pStyle w:val="ListParagraph"/>
-        <w:numPr>
-          <w:ilvl w:val="0"/>
-          <w:numId w:val="21"/>
-        </w:numPr>
-        <w:rPr>
-          <w:b w:val="0"/>
-          <w:bCs/>
-          <w:lang w:val="en-CA"/>
-        </w:rPr>
-      </w:pPr>
-      <w:r>
-        <w:rPr>
-          <w:b w:val="0"/>
-          <w:bCs/>
-          <w:lang w:val="en-CA"/>
-        </w:rPr>
-        <w:t xml:space="preserve">GitHub Actions </w:t>
-      </w:r>
-      <w:r>
-        <w:rPr>
-          <w:b w:val="0"/>
-          <w:bCs/>
-          <w:lang w:val="en-CA"/>
-        </w:rPr>
-        <w:t xml:space="preserve">automated </w:t>
-      </w:r>
-      <w:r>
-        <w:rPr>
-          <w:b w:val="0"/>
-          <w:bCs/>
-          <w:lang w:val="en-CA"/>
-        </w:rPr>
-        <w:t>deployment for consistent and error-free updates.</w:t>
-      </w:r>
-    </w:p>
-    <w:p>
-      <w:pPr>
-        <w:pStyle w:val="ListParagraph"/>
-        <w:numPr>
-          <w:ilvl w:val="0"/>
-          <w:numId w:val="21"/>
-        </w:numPr>
-        <w:rPr>
-          <w:b w:val="0"/>
-          <w:bCs/>
-          <w:lang w:val="en-CA"/>
-        </w:rPr>
-      </w:pPr>
-      <w:r>
-        <w:rPr>
-          <w:b w:val="0"/>
-          <w:bCs/>
-          <w:lang w:val="en-CA"/>
-        </w:rPr>
-        <w:t>Deployment UI integrated with the backend, verified and tested.</w:t>
-      </w:r>
-    </w:p>
-    <w:p>
-      <w:pPr>
-        <w:pStyle w:val="ListParagraph"/>
-        <w:numPr>
-          <w:ilvl w:val="0"/>
-          <w:numId w:val="21"/>
-        </w:numPr>
-        <w:rPr>
-          <w:b w:val="0"/>
-          <w:bCs/>
-          <w:lang w:val="en-CA"/>
-        </w:rPr>
-      </w:pPr>
-      <w:r>
-        <w:rPr>
-          <w:b w:val="0"/>
-          <w:bCs/>
-          <w:lang w:val="en-CA"/>
-        </w:rPr>
-        <w:t>Full system testing confirmed stability, performance, and readiness.</w:t>
-      </w:r>
-    </w:p>
-    <w:p>
-      <w:pPr>
-        <w:pStyle w:val="ListParagraph"/>
-        <w:rPr>
-          <w:b w:val="0"/>
-          <w:bCs/>
-          <w:lang w:val="en-CA"/>
-        </w:rPr>
-      </w:pPr>
+        <w:t>The project has been completed successfully.</w:t>
+      </w:r>
     </w:p>
     <w:p>
       <w:pPr>
